--- a/unpruuf/handover/AUDIT_RFQ_2026-10-28_RO.docx
+++ b/unpruuf/handover/AUDIT_RFQ_2026-10-28_RO.docx
@@ -16,7 +16,7 @@
     </w:p>
     <w:p>
       <w:r>
-        <w:t>NexonAI Consulting SRL, Alba Iulia, România · 28 octombrie 2026 · Contact: Gabriel Hategan, unpruuf@nexonai.ro</w:t>
+        <w:t>NexonAI Consulting SRL, Alba Iulia, România · 28 octombrie 2026 · Contact: Gabriel Hategan, gabriel@nexonai.ro</w:t>
       </w:r>
     </w:p>
     <w:p>
@@ -1732,7 +1732,7 @@
     </w:p>
     <w:p>
       <w:r>
-        <w:t>NexonAI Consulting SRL, Alba Iulia · fază pilot, neauditat independent · unpruuf@nexonai.ro</w:t>
+        <w:t>NexonAI Consulting SRL, Alba Iulia · fază pilot, neauditat independent · gabriel@nexonai.ro</w:t>
       </w:r>
     </w:p>
     <w:sectPr>
